--- a/dist/exports/kcet-elasticity_revision_notes.docx
+++ b/dist/exports/kcet-elasticity_revision_notes.docx
@@ -189,7 +189,7 @@
                 <w:color w:val="2D3748"/>
                 <w:sz w:val="19"/>
               </w:rPr>
-              <w:t>Kcet Elasticity - Core Application</w:t>
+              <w:t>Elasticity &amp; Hooke's Law</w:t>
             </w:r>
           </w:p>
         </w:tc>
@@ -209,7 +209,7 @@
               <w:rPr>
                 <w:sz w:val="19"/>
               </w:rPr>
-              <w:t>9 PYQs</w:t>
+              <w:t>8 PYQs</w:t>
             </w:r>
           </w:p>
         </w:tc>
@@ -230,7 +230,181 @@
                 <w:color w:val="718096"/>
                 <w:sz w:val="19"/>
               </w:rPr>
-              <w:t>General Concept</w:t>
+              <w:t>Solids</w:t>
+            </w:r>
+          </w:p>
+        </w:tc>
+      </w:tr>
+      <w:tr>
+        <w:tc>
+          <w:tcPr>
+            <w:tcW w:type="dxa" w:w="2160"/>
+            <w:shd w:fill="FFFFFF"/>
+            <w:tcMar>
+              <w:top w:w="80" w:type="dxa"/>
+              <w:bottom w:w="80" w:type="dxa"/>
+              <w:left w:w="150" w:type="dxa"/>
+              <w:right w:w="150" w:type="dxa"/>
+            </w:tcMar>
+          </w:tcPr>
+          <w:p>
+            <w:r>
+              <w:rPr>
+                <w:b/>
+                <w:color w:val="718096"/>
+                <w:sz w:val="19"/>
+              </w:rPr>
+              <w:t>Standard</w:t>
+            </w:r>
+          </w:p>
+        </w:tc>
+        <w:tc>
+          <w:tcPr>
+            <w:tcW w:type="dxa" w:w="4320"/>
+            <w:shd w:fill="FFFFFF"/>
+            <w:tcMar>
+              <w:top w:w="80" w:type="dxa"/>
+              <w:bottom w:w="80" w:type="dxa"/>
+              <w:left w:w="150" w:type="dxa"/>
+              <w:right w:w="150" w:type="dxa"/>
+            </w:tcMar>
+          </w:tcPr>
+          <w:p>
+            <w:r>
+              <w:rPr>
+                <w:b/>
+                <w:color w:val="2D3748"/>
+                <w:sz w:val="19"/>
+              </w:rPr>
+              <w:t>Fluid Statics &amp; Dynamics (Bernoulli &amp; Torricelli)</w:t>
+            </w:r>
+          </w:p>
+        </w:tc>
+        <w:tc>
+          <w:tcPr>
+            <w:tcW w:type="dxa" w:w="1728"/>
+            <w:shd w:fill="FFFFFF"/>
+            <w:tcMar>
+              <w:top w:w="80" w:type="dxa"/>
+              <w:bottom w:w="80" w:type="dxa"/>
+              <w:left w:w="150" w:type="dxa"/>
+              <w:right w:w="150" w:type="dxa"/>
+            </w:tcMar>
+          </w:tcPr>
+          <w:p>
+            <w:r>
+              <w:rPr>
+                <w:sz w:val="19"/>
+              </w:rPr>
+              <w:t>1 PYQs</w:t>
+            </w:r>
+          </w:p>
+        </w:tc>
+        <w:tc>
+          <w:tcPr>
+            <w:tcW w:type="dxa" w:w="1872"/>
+            <w:shd w:fill="FFFFFF"/>
+            <w:tcMar>
+              <w:top w:w="80" w:type="dxa"/>
+              <w:bottom w:w="80" w:type="dxa"/>
+              <w:left w:w="150" w:type="dxa"/>
+              <w:right w:w="150" w:type="dxa"/>
+            </w:tcMar>
+          </w:tcPr>
+          <w:p>
+            <w:r>
+              <w:rPr>
+                <w:color w:val="718096"/>
+                <w:sz w:val="19"/>
+              </w:rPr>
+              <w:t>Fluids</w:t>
+            </w:r>
+          </w:p>
+        </w:tc>
+      </w:tr>
+      <w:tr>
+        <w:tc>
+          <w:tcPr>
+            <w:tcW w:type="dxa" w:w="2160"/>
+            <w:shd w:fill="F7FAFC"/>
+            <w:tcMar>
+              <w:top w:w="80" w:type="dxa"/>
+              <w:bottom w:w="80" w:type="dxa"/>
+              <w:left w:w="150" w:type="dxa"/>
+              <w:right w:w="150" w:type="dxa"/>
+            </w:tcMar>
+          </w:tcPr>
+          <w:p>
+            <w:r>
+              <w:rPr>
+                <w:b/>
+                <w:color w:val="718096"/>
+                <w:sz w:val="19"/>
+              </w:rPr>
+              <w:t>Standard</w:t>
+            </w:r>
+          </w:p>
+        </w:tc>
+        <w:tc>
+          <w:tcPr>
+            <w:tcW w:type="dxa" w:w="4320"/>
+            <w:shd w:fill="F7FAFC"/>
+            <w:tcMar>
+              <w:top w:w="80" w:type="dxa"/>
+              <w:bottom w:w="80" w:type="dxa"/>
+              <w:left w:w="150" w:type="dxa"/>
+              <w:right w:w="150" w:type="dxa"/>
+            </w:tcMar>
+          </w:tcPr>
+          <w:p>
+            <w:r>
+              <w:rPr>
+                <w:b/>
+                <w:color w:val="2D3748"/>
+                <w:sz w:val="19"/>
+              </w:rPr>
+              <w:t>Surface Tension &amp; Viscosity (Stokes' Law)</w:t>
+            </w:r>
+          </w:p>
+        </w:tc>
+        <w:tc>
+          <w:tcPr>
+            <w:tcW w:type="dxa" w:w="1728"/>
+            <w:shd w:fill="F7FAFC"/>
+            <w:tcMar>
+              <w:top w:w="80" w:type="dxa"/>
+              <w:bottom w:w="80" w:type="dxa"/>
+              <w:left w:w="150" w:type="dxa"/>
+              <w:right w:w="150" w:type="dxa"/>
+            </w:tcMar>
+          </w:tcPr>
+          <w:p>
+            <w:r>
+              <w:rPr>
+                <w:sz w:val="19"/>
+              </w:rPr>
+              <w:t>0 PYQs</w:t>
+            </w:r>
+          </w:p>
+        </w:tc>
+        <w:tc>
+          <w:tcPr>
+            <w:tcW w:type="dxa" w:w="1872"/>
+            <w:shd w:fill="F7FAFC"/>
+            <w:tcMar>
+              <w:top w:w="80" w:type="dxa"/>
+              <w:bottom w:w="80" w:type="dxa"/>
+              <w:left w:w="150" w:type="dxa"/>
+              <w:right w:w="150" w:type="dxa"/>
+            </w:tcMar>
+          </w:tcPr>
+          <w:p>
+            <w:r>
+              <w:rPr>
+                <w:color w:val="718096"/>
+                <w:sz w:val="19"/>
+              </w:rPr>
+              <w:t>Surface &amp; Flow</w:t>
             </w:r>
           </w:p>
         </w:tc>
@@ -311,6 +485,144 @@
           </w:p>
         </w:tc>
       </w:tr>
+      <w:tr>
+        <w:tc>
+          <w:tcPr>
+            <w:tcW w:type="dxa" w:w="3600"/>
+            <w:shd w:fill="F7FAFC"/>
+            <w:tcMar>
+              <w:top w:w="100" w:type="dxa"/>
+              <w:bottom w:w="100" w:type="dxa"/>
+              <w:left w:w="150" w:type="dxa"/>
+              <w:right w:w="150" w:type="dxa"/>
+            </w:tcMar>
+          </w:tcPr>
+          <w:p>
+            <w:r>
+              <w:rPr>
+                <w:b/>
+                <w:color w:val="1A365D"/>
+                <w:sz w:val="19"/>
+              </w:rPr>
+              <w:t>Elasticity &amp; Hooke's Law</w:t>
+            </w:r>
+          </w:p>
+        </w:tc>
+        <w:tc>
+          <w:tcPr>
+            <w:tcW w:type="dxa" w:w="6480"/>
+            <w:shd w:fill="F7FAFC"/>
+            <w:tcMar>
+              <w:top w:w="100" w:type="dxa"/>
+              <w:bottom w:w="100" w:type="dxa"/>
+              <w:left w:w="150" w:type="dxa"/>
+              <w:right w:w="150" w:type="dxa"/>
+            </w:tcMar>
+          </w:tcPr>
+          <w:p>
+            <w:r>
+              <w:rPr>
+                <w:rFonts w:ascii="Cambria Math" w:hAnsi="Cambria Math"/>
+                <w:color w:val="2D3748"/>
+                <w:sz w:val="19"/>
+              </w:rPr>
+              <w:t>Y = \frac{F/A}{\Delta L/L}, \quad \Delta L = \frac{FL}{AY}, \quad u = \frac{1}{2}\sigma \epsilon = \frac{\sigma^2}{2Y}, \quad U = \frac{1}{2}F\Delta L</w:t>
+            </w:r>
+          </w:p>
+        </w:tc>
+      </w:tr>
+      <w:tr>
+        <w:tc>
+          <w:tcPr>
+            <w:tcW w:type="dxa" w:w="3600"/>
+            <w:shd w:fill="FFFFFF"/>
+            <w:tcMar>
+              <w:top w:w="100" w:type="dxa"/>
+              <w:bottom w:w="100" w:type="dxa"/>
+              <w:left w:w="150" w:type="dxa"/>
+              <w:right w:w="150" w:type="dxa"/>
+            </w:tcMar>
+          </w:tcPr>
+          <w:p>
+            <w:r>
+              <w:rPr>
+                <w:b/>
+                <w:color w:val="1A365D"/>
+                <w:sz w:val="19"/>
+              </w:rPr>
+              <w:t>Fluid Statics &amp; Dynamics (Bernoulli &amp; Torricelli)</w:t>
+            </w:r>
+          </w:p>
+        </w:tc>
+        <w:tc>
+          <w:tcPr>
+            <w:tcW w:type="dxa" w:w="6480"/>
+            <w:shd w:fill="FFFFFF"/>
+            <w:tcMar>
+              <w:top w:w="100" w:type="dxa"/>
+              <w:bottom w:w="100" w:type="dxa"/>
+              <w:left w:w="150" w:type="dxa"/>
+              <w:right w:w="150" w:type="dxa"/>
+            </w:tcMar>
+          </w:tcPr>
+          <w:p>
+            <w:r>
+              <w:rPr>
+                <w:rFonts w:ascii="Cambria Math" w:hAnsi="Cambria Math"/>
+                <w:color w:val="2D3748"/>
+                <w:sz w:val="19"/>
+              </w:rPr>
+              <w:t>A_1 v_1 = A_2 v_2, \quad P + \frac{1}{2}\rho v^2 + \rho gh = \text{const}, \quad v_{\text{efflux}} = \sqrt{2gh}, \quad R = 2\sqrt{h(H - h)}</w:t>
+            </w:r>
+          </w:p>
+        </w:tc>
+      </w:tr>
+      <w:tr>
+        <w:tc>
+          <w:tcPr>
+            <w:tcW w:type="dxa" w:w="3600"/>
+            <w:shd w:fill="F7FAFC"/>
+            <w:tcMar>
+              <w:top w:w="100" w:type="dxa"/>
+              <w:bottom w:w="100" w:type="dxa"/>
+              <w:left w:w="150" w:type="dxa"/>
+              <w:right w:w="150" w:type="dxa"/>
+            </w:tcMar>
+          </w:tcPr>
+          <w:p>
+            <w:r>
+              <w:rPr>
+                <w:b/>
+                <w:color w:val="1A365D"/>
+                <w:sz w:val="19"/>
+              </w:rPr>
+              <w:t>Surface Tension &amp; Viscosity (Stokes' Law)</w:t>
+            </w:r>
+          </w:p>
+        </w:tc>
+        <w:tc>
+          <w:tcPr>
+            <w:tcW w:type="dxa" w:w="6480"/>
+            <w:shd w:fill="F7FAFC"/>
+            <w:tcMar>
+              <w:top w:w="100" w:type="dxa"/>
+              <w:bottom w:w="100" w:type="dxa"/>
+              <w:left w:w="150" w:type="dxa"/>
+              <w:right w:w="150" w:type="dxa"/>
+            </w:tcMar>
+          </w:tcPr>
+          <w:p>
+            <w:r>
+              <w:rPr>
+                <w:rFonts w:ascii="Cambria Math" w:hAnsi="Cambria Math"/>
+                <w:color w:val="2D3748"/>
+                <w:sz w:val="19"/>
+              </w:rPr>
+              <w:t>\Delta P_{\text{drop}} = \frac{2T}{R}, \quad \Delta P_{\text{bubble}} = \frac{4T}{R}, \quad h = \frac{2T\cos\theta}{\rho g r}, \quad v_t = \frac{2r^2(\rho - \sigma)g}{9\eta}</w:t>
+            </w:r>
+          </w:p>
+        </w:tc>
+      </w:tr>
     </w:tbl>
     <w:p>
       <w:pPr>
@@ -338,7 +650,7 @@
           <w:color w:val="2B6CB0"/>
           <w:sz w:val="24"/>
         </w:rPr>
-        <w:t>3.1 Kcet Elasticity - Core Application (High Yield — 9 PYQs)</w:t>
+        <w:t>3.1 Elasticity &amp; Hooke's Law (High Yield — 8 PYQs)</w:t>
       </w:r>
     </w:p>
     <w:p>
@@ -353,7 +665,7 @@
         <w:rPr>
           <w:sz w:val="20"/>
         </w:rPr>
-        <w:t>Key problem pattern in Kcet Elasticity.</w:t>
+        <w:t>Stress-strain relationships, Young's modulus, shear modulus, bulk modulus, and energy stored in stretched wires.</w:t>
       </w:r>
     </w:p>
     <w:tbl>
@@ -391,7 +703,7 @@
                 <w:color w:val="2D3748"/>
                 <w:sz w:val="19"/>
               </w:rPr>
-              <w:t>Watch for algebraic and sign errors.</w:t>
+              <w:t>Elongation due to self-weight is Δ L = (ρ g L^2 / 2Y) = (MgL / 2AY) (half of an equivalent end load Mg).</w:t>
             </w:r>
           </w:p>
         </w:tc>
@@ -432,7 +744,369 @@
                 <w:color w:val="2D3748"/>
                 <w:sz w:val="19"/>
               </w:rPr>
-              <w:t>Verify dimensions and boundary conditions.</w:t>
+              <w:t>When two wires are in series, equivalent Y is obtained by adding extensions: Δ L = Δ L_1 + Δ L_2.</w:t>
+            </w:r>
+          </w:p>
+        </w:tc>
+      </w:tr>
+    </w:tbl>
+    <w:p>
+      <w:pPr>
+        <w:spacing w:before="120" w:after="40"/>
+      </w:pPr>
+      <w:r>
+        <w:rPr>
+          <w:b/>
+          <w:color w:val="1A365D"/>
+          <w:sz w:val="19"/>
+        </w:rPr>
+        <w:t>Source PYQs testing this concept:</w:t>
+      </w:r>
+    </w:p>
+    <w:p>
+      <w:pPr>
+        <w:pStyle w:val="ListBullet"/>
+        <w:spacing w:after="40"/>
+      </w:pPr>
+      <w:r>
+        <w:rPr>
+          <w:b/>
+          <w:sz w:val="18"/>
+        </w:rPr>
+        <w:t xml:space="preserve">[2025 Shift] Q#2 (MCQ): </w:t>
+      </w:r>
+      <w:r>
+        <w:rPr>
+          <w:sz w:val="18"/>
+        </w:rPr>
+        <w:t xml:space="preserve">"Two wires A and B are made of same material. Their diameters are in the ratio of 1:2 and lengths are in the ratio of 1:3 . If they are s..."  </w:t>
+      </w:r>
+      <w:r>
+        <w:rPr>
+          <w:b/>
+          <w:color w:val="2B6CB0"/>
+          <w:sz w:val="18"/>
+        </w:rPr>
+        <w:t>[Ans: N/A]</w:t>
+      </w:r>
+    </w:p>
+    <w:p>
+      <w:pPr>
+        <w:pStyle w:val="ListBullet"/>
+        <w:spacing w:after="40"/>
+      </w:pPr>
+      <w:r>
+        <w:rPr>
+          <w:b/>
+          <w:sz w:val="18"/>
+        </w:rPr>
+        <w:t xml:space="preserve">[2024 Shift] Q#3 (MCQ): </w:t>
+      </w:r>
+      <w:r>
+        <w:rPr>
+          <w:sz w:val="18"/>
+        </w:rPr>
+        <w:t xml:space="preserve">"A thick metal wire of density ρ and length L is hung from a rigid support. The increase in length of the wire due to its own weight i..."  </w:t>
+      </w:r>
+      <w:r>
+        <w:rPr>
+          <w:b/>
+          <w:color w:val="2B6CB0"/>
+          <w:sz w:val="18"/>
+        </w:rPr>
+        <w:t>[Ans: N/A]</w:t>
+      </w:r>
+    </w:p>
+    <w:p>
+      <w:pPr>
+        <w:pStyle w:val="ListBullet"/>
+        <w:spacing w:after="40"/>
+      </w:pPr>
+      <w:r>
+        <w:rPr>
+          <w:b/>
+          <w:sz w:val="18"/>
+        </w:rPr>
+        <w:t xml:space="preserve">[2023 Shift] Q#4 (MCQ): </w:t>
+      </w:r>
+      <w:r>
+        <w:rPr>
+          <w:sz w:val="18"/>
+        </w:rPr>
+        <w:t xml:space="preserve">"A stretched wire of a material whose young's modulus Y=2 × 10^11Nm^-2 has poisson's ratio 0.25 . Its lateral strain $\epsilon_{l}..."  </w:t>
+      </w:r>
+      <w:r>
+        <w:rPr>
+          <w:b/>
+          <w:color w:val="2B6CB0"/>
+          <w:sz w:val="18"/>
+        </w:rPr>
+        <w:t>[Ans: N/A]</w:t>
+      </w:r>
+    </w:p>
+    <w:p>
+      <w:pPr>
+        <w:spacing w:after="120"/>
+      </w:pPr>
+    </w:p>
+    <w:p>
+      <w:pPr>
+        <w:pStyle w:val="Heading2"/>
+      </w:pPr>
+      <w:r>
+        <w:rPr>
+          <w:color w:val="2B6CB0"/>
+          <w:sz w:val="24"/>
+        </w:rPr>
+        <w:t>3.2 Fluid Statics &amp; Dynamics (Bernoulli &amp; Torricelli) (Standard Yield — 1 PYQs)</w:t>
+      </w:r>
+    </w:p>
+    <w:p>
+      <w:r>
+        <w:rPr>
+          <w:b/>
+          <w:sz w:val="20"/>
+        </w:rPr>
+        <w:t xml:space="preserve">Core Principle: </w:t>
+      </w:r>
+      <w:r>
+        <w:rPr>
+          <w:sz w:val="20"/>
+        </w:rPr>
+        <w:t>Continuity equation, Bernoulli's energy conservation principle, Torricelli's efflux theorem, and hydraulic lift.</w:t>
+      </w:r>
+    </w:p>
+    <w:tbl>
+      <w:tblPr>
+        <w:tblW w:type="auto" w:w="0"/>
+        <w:jc w:val="center"/>
+        <w:tblLook w:firstColumn="1" w:firstRow="1" w:lastColumn="0" w:lastRow="0" w:noHBand="0" w:noVBand="1" w:val="04A0"/>
+      </w:tblPr>
+      <w:tblGrid>
+        <w:gridCol w:w="10080"/>
+      </w:tblGrid>
+      <w:tr>
+        <w:tc>
+          <w:tcPr>
+            <w:tcW w:type="dxa" w:w="10080"/>
+            <w:shd w:fill="FFF5F5"/>
+            <w:tcMar>
+              <w:top w:w="100" w:type="dxa"/>
+              <w:bottom w:w="100" w:type="dxa"/>
+              <w:left w:w="150" w:type="dxa"/>
+              <w:right w:w="150" w:type="dxa"/>
+            </w:tcMar>
+          </w:tcPr>
+          <w:p>
+            <w:r>
+              <w:rPr>
+                <w:b/>
+                <w:color w:val="C53030"/>
+                <w:sz w:val="19"/>
+              </w:rPr>
+              <w:t xml:space="preserve">⚠️ Common Trap / JEE Pitfall: </w:t>
+            </w:r>
+            <w:r>
+              <w:rPr>
+                <w:color w:val="2D3748"/>
+                <w:sz w:val="19"/>
+              </w:rPr>
+              <w:t>Speed of efflux is √(2gh) where h is depth from the free liquid surface, NOT height from the ground!</w:t>
+            </w:r>
+          </w:p>
+        </w:tc>
+      </w:tr>
+    </w:tbl>
+    <w:tbl>
+      <w:tblPr>
+        <w:tblW w:type="auto" w:w="0"/>
+        <w:jc w:val="center"/>
+        <w:tblLook w:firstColumn="1" w:firstRow="1" w:lastColumn="0" w:lastRow="0" w:noHBand="0" w:noVBand="1" w:val="04A0"/>
+      </w:tblPr>
+      <w:tblGrid>
+        <w:gridCol w:w="10080"/>
+      </w:tblGrid>
+      <w:tr>
+        <w:tc>
+          <w:tcPr>
+            <w:tcW w:type="dxa" w:w="10080"/>
+            <w:shd w:fill="F0FFF4"/>
+            <w:tcMar>
+              <w:top w:w="100" w:type="dxa"/>
+              <w:bottom w:w="100" w:type="dxa"/>
+              <w:left w:w="150" w:type="dxa"/>
+              <w:right w:w="150" w:type="dxa"/>
+            </w:tcMar>
+          </w:tcPr>
+          <w:p>
+            <w:r>
+              <w:rPr>
+                <w:b/>
+                <w:color w:val="276749"/>
+                <w:sz w:val="19"/>
+              </w:rPr>
+              <w:t xml:space="preserve">💡 Speed Hack / Trick: </w:t>
+            </w:r>
+            <w:r>
+              <w:rPr>
+                <w:color w:val="2D3748"/>
+                <w:sz w:val="19"/>
+              </w:rPr>
+              <w:t>Maximum horizontal range of water jet occurs when hole is at mid-depth h = H/2, with R_(max) = H.</w:t>
+            </w:r>
+          </w:p>
+        </w:tc>
+      </w:tr>
+    </w:tbl>
+    <w:p>
+      <w:pPr>
+        <w:spacing w:before="120" w:after="40"/>
+      </w:pPr>
+      <w:r>
+        <w:rPr>
+          <w:b/>
+          <w:color w:val="1A365D"/>
+          <w:sz w:val="19"/>
+        </w:rPr>
+        <w:t>Source PYQs testing this concept:</w:t>
+      </w:r>
+    </w:p>
+    <w:p>
+      <w:pPr>
+        <w:pStyle w:val="ListBullet"/>
+        <w:spacing w:after="40"/>
+      </w:pPr>
+      <w:r>
+        <w:rPr>
+          <w:b/>
+          <w:sz w:val="18"/>
+        </w:rPr>
+        <w:t xml:space="preserve">[2026 Shift] Q#1 (MCQ): </w:t>
+      </w:r>
+      <w:r>
+        <w:rPr>
+          <w:sz w:val="18"/>
+        </w:rPr>
+        <w:t xml:space="preserve">"There are two wires of same material and same length while the diameter of second wire is two times the diameter of the first wire. Then the..."  </w:t>
+      </w:r>
+      <w:r>
+        <w:rPr>
+          <w:b/>
+          <w:color w:val="2B6CB0"/>
+          <w:sz w:val="18"/>
+        </w:rPr>
+        <w:t>[Ans: D]</w:t>
+      </w:r>
+    </w:p>
+    <w:p>
+      <w:pPr>
+        <w:spacing w:after="120"/>
+      </w:pPr>
+    </w:p>
+    <w:p>
+      <w:pPr>
+        <w:pStyle w:val="Heading2"/>
+      </w:pPr>
+      <w:r>
+        <w:rPr>
+          <w:color w:val="2B6CB0"/>
+          <w:sz w:val="24"/>
+        </w:rPr>
+        <w:t>3.3 Surface Tension &amp; Viscosity (Stokes' Law) (Standard Yield — 0 PYQs)</w:t>
+      </w:r>
+    </w:p>
+    <w:p>
+      <w:r>
+        <w:rPr>
+          <w:b/>
+          <w:sz w:val="20"/>
+        </w:rPr>
+        <w:t xml:space="preserve">Core Principle: </w:t>
+      </w:r>
+      <w:r>
+        <w:rPr>
+          <w:sz w:val="20"/>
+        </w:rPr>
+        <w:t>Surface energy, excess pressure in drops and bubbles, capillary rise formula, and terminal velocity of falling spheres.</w:t>
+      </w:r>
+    </w:p>
+    <w:tbl>
+      <w:tblPr>
+        <w:tblW w:type="auto" w:w="0"/>
+        <w:jc w:val="center"/>
+        <w:tblLook w:firstColumn="1" w:firstRow="1" w:lastColumn="0" w:lastRow="0" w:noHBand="0" w:noVBand="1" w:val="04A0"/>
+      </w:tblPr>
+      <w:tblGrid>
+        <w:gridCol w:w="10080"/>
+      </w:tblGrid>
+      <w:tr>
+        <w:tc>
+          <w:tcPr>
+            <w:tcW w:type="dxa" w:w="10080"/>
+            <w:shd w:fill="FFF5F5"/>
+            <w:tcMar>
+              <w:top w:w="100" w:type="dxa"/>
+              <w:bottom w:w="100" w:type="dxa"/>
+              <w:left w:w="150" w:type="dxa"/>
+              <w:right w:w="150" w:type="dxa"/>
+            </w:tcMar>
+          </w:tcPr>
+          <w:p>
+            <w:r>
+              <w:rPr>
+                <w:b/>
+                <w:color w:val="C53030"/>
+                <w:sz w:val="19"/>
+              </w:rPr>
+              <w:t xml:space="preserve">⚠️ Common Trap / JEE Pitfall: </w:t>
+            </w:r>
+            <w:r>
+              <w:rPr>
+                <w:color w:val="2D3748"/>
+                <w:sz w:val="19"/>
+              </w:rPr>
+              <w:t>A soap bubble in air has TWO liquid-air interfaces, so excess pressure is Δ P = (4T / R), while a liquid drop has ONE (Δ P = (2T / R)).</w:t>
+            </w:r>
+          </w:p>
+        </w:tc>
+      </w:tr>
+    </w:tbl>
+    <w:tbl>
+      <w:tblPr>
+        <w:tblW w:type="auto" w:w="0"/>
+        <w:jc w:val="center"/>
+        <w:tblLook w:firstColumn="1" w:firstRow="1" w:lastColumn="0" w:lastRow="0" w:noHBand="0" w:noVBand="1" w:val="04A0"/>
+      </w:tblPr>
+      <w:tblGrid>
+        <w:gridCol w:w="10080"/>
+      </w:tblGrid>
+      <w:tr>
+        <w:tc>
+          <w:tcPr>
+            <w:tcW w:type="dxa" w:w="10080"/>
+            <w:shd w:fill="F0FFF4"/>
+            <w:tcMar>
+              <w:top w:w="100" w:type="dxa"/>
+              <w:bottom w:w="100" w:type="dxa"/>
+              <w:left w:w="150" w:type="dxa"/>
+              <w:right w:w="150" w:type="dxa"/>
+            </w:tcMar>
+          </w:tcPr>
+          <w:p>
+            <w:r>
+              <w:rPr>
+                <w:b/>
+                <w:color w:val="276749"/>
+                <w:sz w:val="19"/>
+              </w:rPr>
+              <w:t xml:space="preserve">💡 Speed Hack / Trick: </w:t>
+            </w:r>
+            <w:r>
+              <w:rPr>
+                <w:color w:val="2D3748"/>
+                <w:sz w:val="19"/>
+              </w:rPr>
+              <w:t>Terminal velocity v_t \propto r^2. When n identical droplets coalesce: R = n^1/3r, and surface energy is released: Δ U = 4π T r^2(n - n^2/3).</w:t>
             </w:r>
           </w:p>
         </w:tc>
@@ -495,33 +1169,6 @@
           <w:sz w:val="18"/>
         </w:rPr>
         <w:t xml:space="preserve">"Two wires A and B are made of same material. Their diameters are in the ratio of 1:2 and lengths are in the ratio of 1:3 . If they are s..."  </w:t>
-      </w:r>
-      <w:r>
-        <w:rPr>
-          <w:b/>
-          <w:color w:val="2B6CB0"/>
-          <w:sz w:val="18"/>
-        </w:rPr>
-        <w:t>[Ans: N/A]</w:t>
-      </w:r>
-    </w:p>
-    <w:p>
-      <w:pPr>
-        <w:pStyle w:val="ListBullet"/>
-        <w:spacing w:after="40"/>
-      </w:pPr>
-      <w:r>
-        <w:rPr>
-          <w:b/>
-          <w:sz w:val="18"/>
-        </w:rPr>
-        <w:t xml:space="preserve">[2024 Shift] Q#3 (MCQ): </w:t>
-      </w:r>
-      <w:r>
-        <w:rPr>
-          <w:sz w:val="18"/>
-        </w:rPr>
-        <w:t xml:space="preserve">"A thick metal wire of density ρ and length L is hung from a rigid support. The increase in length of the wire due to its own weight i..."  </w:t>
       </w:r>
       <w:r>
         <w:rPr>
@@ -662,6 +1309,127 @@
               <w:t>Solution Analysis:</w:t>
               <w:br/>
               <w:t>For a wire, the extension produced by a load is given by Δ L=(FL / AY) Here, F is the load applied, L is the length of the wire, A is the area of cross-section, Y is Young’s modulus. Both wires have the same material, so Y is the same. Both have the same length, and the same load is applied. So, Δ L∝(1 / A) Now, area of cross-section of a wire is A=\fracπ d^24 So area is proportional to the square of diameter: A∝d^2 Given, d_(2)=2d_(1) So, A_(2)=4A_(1) Since extension is inversely proportional to area, \fracΔ L_(1)Δ L_(2)=\fracA_(2)A_(1)=4 Hence, the ratio of extensions is Δ L_(1):Δ L_(2)=4:1 So the correct option is Option D: 4:1 .</w:t>
+            </w:r>
+          </w:p>
+        </w:tc>
+      </w:tr>
+    </w:tbl>
+    <w:p>
+      <w:pPr>
+        <w:spacing w:after="120"/>
+      </w:pPr>
+    </w:p>
+    <w:p>
+      <w:pPr>
+        <w:spacing w:before="160" w:after="40"/>
+      </w:pPr>
+      <w:r>
+        <w:rPr>
+          <w:b/>
+          <w:color w:val="1A365D"/>
+          <w:sz w:val="22"/>
+        </w:rPr>
+        <w:t>Benchmark Problem 2: KCET 2025 (Q#2)</w:t>
+      </w:r>
+    </w:p>
+    <w:p>
+      <w:pPr>
+        <w:spacing w:after="80"/>
+      </w:pPr>
+      <w:r>
+        <w:rPr>
+          <w:sz w:val="20"/>
+        </w:rPr>
+        <w:t>Two wires A and B are made of same material. Their diameters are in the ratio of 1:2 and lengths are in the ratio of 1:3 . If they are stretched by the same force, then increase in their lengths will be in the ratio of</w:t>
+      </w:r>
+    </w:p>
+    <w:p>
+      <w:pPr>
+        <w:pStyle w:val="ListBullet"/>
+        <w:spacing w:after="20"/>
+      </w:pPr>
+      <w:r>
+        <w:rPr>
+          <w:sz w:val="19"/>
+        </w:rPr>
+        <w:t>(A) 3:4</w:t>
+      </w:r>
+    </w:p>
+    <w:p>
+      <w:pPr>
+        <w:pStyle w:val="ListBullet"/>
+        <w:spacing w:after="20"/>
+      </w:pPr>
+      <w:r>
+        <w:rPr>
+          <w:sz w:val="19"/>
+        </w:rPr>
+        <w:t>(B) 2:3</w:t>
+      </w:r>
+    </w:p>
+    <w:p>
+      <w:pPr>
+        <w:pStyle w:val="ListBullet"/>
+        <w:spacing w:after="20"/>
+      </w:pPr>
+      <w:r>
+        <w:rPr>
+          <w:sz w:val="19"/>
+        </w:rPr>
+        <w:t>(C) 3:2</w:t>
+      </w:r>
+    </w:p>
+    <w:p>
+      <w:pPr>
+        <w:pStyle w:val="ListBullet"/>
+        <w:spacing w:after="20"/>
+      </w:pPr>
+      <w:r>
+        <w:rPr>
+          <w:sz w:val="19"/>
+        </w:rPr>
+        <w:t>(D) 4:3</w:t>
+      </w:r>
+    </w:p>
+    <w:tbl>
+      <w:tblPr>
+        <w:tblW w:type="auto" w:w="0"/>
+        <w:jc w:val="center"/>
+        <w:tblLook w:firstColumn="1" w:firstRow="1" w:lastColumn="0" w:lastRow="0" w:noHBand="0" w:noVBand="1" w:val="04A0"/>
+      </w:tblPr>
+      <w:tblGrid>
+        <w:gridCol w:w="10080"/>
+      </w:tblGrid>
+      <w:tr>
+        <w:tc>
+          <w:tcPr>
+            <w:tcW w:type="dxa" w:w="10080"/>
+            <w:shd w:fill="F7FAFC"/>
+            <w:tcMar>
+              <w:top w:w="100" w:type="dxa"/>
+              <w:bottom w:w="100" w:type="dxa"/>
+              <w:left w:w="150" w:type="dxa"/>
+              <w:right w:w="150" w:type="dxa"/>
+            </w:tcMar>
+          </w:tcPr>
+          <w:p>
+            <w:r>
+              <w:rPr>
+                <w:b/>
+                <w:color w:val="1A365D"/>
+                <w:sz w:val="19"/>
+              </w:rPr>
+              <w:t>Correct Answer: None</w:t>
+              <w:br/>
+            </w:r>
+            <w:r>
+              <w:rPr>
+                <w:color w:val="2D3748"/>
+                <w:sz w:val="18"/>
+              </w:rPr>
+              <w:t>Solution Analysis:</w:t>
+              <w:br/>
+              <w:t>The problem involves two wires, A and B, made from the same material. The ratio of their diameters is 1:2 , and the ratio of their lengths is 1:3 . When the same force is applied to both wires, we need to determine the ratio of their length increases. Here's how we can solve it: The formula for the increase in length ( Δℓ ) when a wire is stretched by a force F is given by: Δℓ=(Fℓ / AY)=\fracFℓπ r^2Y Where: ℓ is the original length, A is the cross-sectional area of the wire, Y is Young's modulus, r is the radius of the wire. To find the ratio of the increase in lengths of wires A and B, we calculate: \fracΔℓ_(1)Δℓ_(2)=(\fracℓ_(1)ℓ_(2)) × (\fracr_(2)r_(1))^2 For wires A and B: The length ratio ℓ_(1):ℓ_(2) is 1:3 . The diameter ratio ( ⇒ radius ratio) is 1:2 , so \fracr_(2)r_(1)=(2 / 1) . Substitute these values into the equation: \fracΔℓ_(1)Δℓ_(2)=(1 / 3) × ((2 / 1))^2=(1 / 3) × 4=(4 / 3) Therefore, the ratio of the increase in their lengths is 4:3 .</w:t>
             </w:r>
           </w:p>
         </w:tc>

--- a/dist/exports/kcet-elasticity_revision_notes.docx
+++ b/dist/exports/kcet-elasticity_revision_notes.docx
@@ -13,7 +13,7 @@
           <w:color w:val="1A365D"/>
           <w:sz w:val="44"/>
         </w:rPr>
-        <w:t>JEE MAIN REVISION MASTER: ELASTICITY 2026 1 QUESTIONS 1.67% WEIGHTAGE</w:t>
+        <w:t>JEE MAIN REVISION MASTER: ELASTICITY</w:t>
       </w:r>
     </w:p>
     <w:p>
@@ -209,7 +209,7 @@
               <w:rPr>
                 <w:sz w:val="19"/>
               </w:rPr>
-              <w:t>8 PYQs</w:t>
+              <w:t>9 PYQs</w:t>
             </w:r>
           </w:p>
         </w:tc>
@@ -296,7 +296,7 @@
               <w:rPr>
                 <w:sz w:val="19"/>
               </w:rPr>
-              <w:t>1 PYQs</w:t>
+              <w:t>0 PYQs</w:t>
             </w:r>
           </w:p>
         </w:tc>
@@ -650,7 +650,7 @@
           <w:color w:val="2B6CB0"/>
           <w:sz w:val="24"/>
         </w:rPr>
-        <w:t>3.1 Elasticity &amp; Hooke's Law (High Yield — 8 PYQs)</w:t>
+        <w:t>3.1 Elasticity &amp; Hooke's Law (High Yield — 9 PYQs)</w:t>
       </w:r>
     </w:p>
     <w:p>
@@ -773,6 +773,33 @@
           <w:b/>
           <w:sz w:val="18"/>
         </w:rPr>
+        <w:t xml:space="preserve">[2026 Shift] Q#1 (MCQ): </w:t>
+      </w:r>
+      <w:r>
+        <w:rPr>
+          <w:sz w:val="18"/>
+        </w:rPr>
+        <w:t xml:space="preserve">"There are two wires of same material and same length while the diameter of second wire is two times the diameter of the first wire. Then the..."  </w:t>
+      </w:r>
+      <w:r>
+        <w:rPr>
+          <w:b/>
+          <w:color w:val="2B6CB0"/>
+          <w:sz w:val="18"/>
+        </w:rPr>
+        <w:t>[Ans: D]</w:t>
+      </w:r>
+    </w:p>
+    <w:p>
+      <w:pPr>
+        <w:pStyle w:val="ListBullet"/>
+        <w:spacing w:after="40"/>
+      </w:pPr>
+      <w:r>
+        <w:rPr>
+          <w:b/>
+          <w:sz w:val="18"/>
+        </w:rPr>
         <w:t xml:space="preserve">[2025 Shift] Q#2 (MCQ): </w:t>
       </w:r>
       <w:r>
@@ -819,33 +846,6 @@
     </w:p>
     <w:p>
       <w:pPr>
-        <w:pStyle w:val="ListBullet"/>
-        <w:spacing w:after="40"/>
-      </w:pPr>
-      <w:r>
-        <w:rPr>
-          <w:b/>
-          <w:sz w:val="18"/>
-        </w:rPr>
-        <w:t xml:space="preserve">[2023 Shift] Q#4 (MCQ): </w:t>
-      </w:r>
-      <w:r>
-        <w:rPr>
-          <w:sz w:val="18"/>
-        </w:rPr>
-        <w:t xml:space="preserve">"A stretched wire of a material whose young's modulus Y=2 × 10^11Nm^-2 has poisson's ratio 0.25 . Its lateral strain $\epsilon_{l}..."  </w:t>
-      </w:r>
-      <w:r>
-        <w:rPr>
-          <w:b/>
-          <w:color w:val="2B6CB0"/>
-          <w:sz w:val="18"/>
-        </w:rPr>
-        <w:t>[Ans: N/A]</w:t>
-      </w:r>
-    </w:p>
-    <w:p>
-      <w:pPr>
         <w:spacing w:after="120"/>
       </w:pPr>
     </w:p>
@@ -858,7 +858,7 @@
           <w:color w:val="2B6CB0"/>
           <w:sz w:val="24"/>
         </w:rPr>
-        <w:t>3.2 Fluid Statics &amp; Dynamics (Bernoulli &amp; Torricelli) (Standard Yield — 1 PYQs)</w:t>
+        <w:t>3.2 Fluid Statics &amp; Dynamics (Bernoulli &amp; Torricelli) (Standard Yield — 0 PYQs)</w:t>
       </w:r>
     </w:p>
     <w:p>
@@ -996,6 +996,33 @@
           <w:sz w:val="18"/>
         </w:rPr>
         <w:t>[Ans: D]</w:t>
+      </w:r>
+    </w:p>
+    <w:p>
+      <w:pPr>
+        <w:pStyle w:val="ListBullet"/>
+        <w:spacing w:after="40"/>
+      </w:pPr>
+      <w:r>
+        <w:rPr>
+          <w:b/>
+          <w:sz w:val="18"/>
+        </w:rPr>
+        <w:t xml:space="preserve">[2025 Shift] Q#2 (MCQ): </w:t>
+      </w:r>
+      <w:r>
+        <w:rPr>
+          <w:sz w:val="18"/>
+        </w:rPr>
+        <w:t xml:space="preserve">"Two wires A and B are made of same material. Their diameters are in the ratio of 1:2 and lengths are in the ratio of 1:3 . If they are s..."  </w:t>
+      </w:r>
+      <w:r>
+        <w:rPr>
+          <w:b/>
+          <w:color w:val="2B6CB0"/>
+          <w:sz w:val="18"/>
+        </w:rPr>
+        <w:t>[Ans: N/A]</w:t>
       </w:r>
     </w:p>
     <w:p>
@@ -1309,127 +1336,6 @@
               <w:t>Solution Analysis:</w:t>
               <w:br/>
               <w:t>For a wire, the extension produced by a load is given by Δ L=(FL / AY) Here, F is the load applied, L is the length of the wire, A is the area of cross-section, Y is Young’s modulus. Both wires have the same material, so Y is the same. Both have the same length, and the same load is applied. So, Δ L∝(1 / A) Now, area of cross-section of a wire is A=\fracπ d^24 So area is proportional to the square of diameter: A∝d^2 Given, d_(2)=2d_(1) So, A_(2)=4A_(1) Since extension is inversely proportional to area, \fracΔ L_(1)Δ L_(2)=\fracA_(2)A_(1)=4 Hence, the ratio of extensions is Δ L_(1):Δ L_(2)=4:1 So the correct option is Option D: 4:1 .</w:t>
-            </w:r>
-          </w:p>
-        </w:tc>
-      </w:tr>
-    </w:tbl>
-    <w:p>
-      <w:pPr>
-        <w:spacing w:after="120"/>
-      </w:pPr>
-    </w:p>
-    <w:p>
-      <w:pPr>
-        <w:spacing w:before="160" w:after="40"/>
-      </w:pPr>
-      <w:r>
-        <w:rPr>
-          <w:b/>
-          <w:color w:val="1A365D"/>
-          <w:sz w:val="22"/>
-        </w:rPr>
-        <w:t>Benchmark Problem 2: KCET 2025 (Q#2)</w:t>
-      </w:r>
-    </w:p>
-    <w:p>
-      <w:pPr>
-        <w:spacing w:after="80"/>
-      </w:pPr>
-      <w:r>
-        <w:rPr>
-          <w:sz w:val="20"/>
-        </w:rPr>
-        <w:t>Two wires A and B are made of same material. Their diameters are in the ratio of 1:2 and lengths are in the ratio of 1:3 . If they are stretched by the same force, then increase in their lengths will be in the ratio of</w:t>
-      </w:r>
-    </w:p>
-    <w:p>
-      <w:pPr>
-        <w:pStyle w:val="ListBullet"/>
-        <w:spacing w:after="20"/>
-      </w:pPr>
-      <w:r>
-        <w:rPr>
-          <w:sz w:val="19"/>
-        </w:rPr>
-        <w:t>(A) 3:4</w:t>
-      </w:r>
-    </w:p>
-    <w:p>
-      <w:pPr>
-        <w:pStyle w:val="ListBullet"/>
-        <w:spacing w:after="20"/>
-      </w:pPr>
-      <w:r>
-        <w:rPr>
-          <w:sz w:val="19"/>
-        </w:rPr>
-        <w:t>(B) 2:3</w:t>
-      </w:r>
-    </w:p>
-    <w:p>
-      <w:pPr>
-        <w:pStyle w:val="ListBullet"/>
-        <w:spacing w:after="20"/>
-      </w:pPr>
-      <w:r>
-        <w:rPr>
-          <w:sz w:val="19"/>
-        </w:rPr>
-        <w:t>(C) 3:2</w:t>
-      </w:r>
-    </w:p>
-    <w:p>
-      <w:pPr>
-        <w:pStyle w:val="ListBullet"/>
-        <w:spacing w:after="20"/>
-      </w:pPr>
-      <w:r>
-        <w:rPr>
-          <w:sz w:val="19"/>
-        </w:rPr>
-        <w:t>(D) 4:3</w:t>
-      </w:r>
-    </w:p>
-    <w:tbl>
-      <w:tblPr>
-        <w:tblW w:type="auto" w:w="0"/>
-        <w:jc w:val="center"/>
-        <w:tblLook w:firstColumn="1" w:firstRow="1" w:lastColumn="0" w:lastRow="0" w:noHBand="0" w:noVBand="1" w:val="04A0"/>
-      </w:tblPr>
-      <w:tblGrid>
-        <w:gridCol w:w="10080"/>
-      </w:tblGrid>
-      <w:tr>
-        <w:tc>
-          <w:tcPr>
-            <w:tcW w:type="dxa" w:w="10080"/>
-            <w:shd w:fill="F7FAFC"/>
-            <w:tcMar>
-              <w:top w:w="100" w:type="dxa"/>
-              <w:bottom w:w="100" w:type="dxa"/>
-              <w:left w:w="150" w:type="dxa"/>
-              <w:right w:w="150" w:type="dxa"/>
-            </w:tcMar>
-          </w:tcPr>
-          <w:p>
-            <w:r>
-              <w:rPr>
-                <w:b/>
-                <w:color w:val="1A365D"/>
-                <w:sz w:val="19"/>
-              </w:rPr>
-              <w:t>Correct Answer: None</w:t>
-              <w:br/>
-            </w:r>
-            <w:r>
-              <w:rPr>
-                <w:color w:val="2D3748"/>
-                <w:sz w:val="18"/>
-              </w:rPr>
-              <w:t>Solution Analysis:</w:t>
-              <w:br/>
-              <w:t>The problem involves two wires, A and B, made from the same material. The ratio of their diameters is 1:2 , and the ratio of their lengths is 1:3 . When the same force is applied to both wires, we need to determine the ratio of their length increases. Here's how we can solve it: The formula for the increase in length ( Δℓ ) when a wire is stretched by a force F is given by: Δℓ=(Fℓ / AY)=\fracFℓπ r^2Y Where: ℓ is the original length, A is the cross-sectional area of the wire, Y is Young's modulus, r is the radius of the wire. To find the ratio of the increase in lengths of wires A and B, we calculate: \fracΔℓ_(1)Δℓ_(2)=(\fracℓ_(1)ℓ_(2)) × (\fracr_(2)r_(1))^2 For wires A and B: The length ratio ℓ_(1):ℓ_(2) is 1:3 . The diameter ratio ( ⇒ radius ratio) is 1:2 , so \fracr_(2)r_(1)=(2 / 1) . Substitute these values into the equation: \fracΔℓ_(1)Δℓ_(2)=(1 / 3) × ((2 / 1))^2=(1 / 3) × 4=(4 / 3) Therefore, the ratio of the increase in their lengths is 4:3 .</w:t>
             </w:r>
           </w:p>
         </w:tc>

--- a/dist/exports/kcet-elasticity_revision_notes.docx
+++ b/dist/exports/kcet-elasticity_revision_notes.docx
@@ -189,7 +189,7 @@
                 <w:color w:val="2D3748"/>
                 <w:sz w:val="19"/>
               </w:rPr>
-              <w:t>Elasticity &amp; Hooke's Law</w:t>
+              <w:t>Hooke's Law &amp; Young's Modulus of Wires</w:t>
             </w:r>
           </w:p>
         </w:tc>
@@ -230,7 +230,7 @@
                 <w:color w:val="718096"/>
                 <w:sz w:val="19"/>
               </w:rPr>
-              <w:t>Solids</w:t>
+              <w:t>Elastic Moduli</w:t>
             </w:r>
           </w:p>
         </w:tc>
@@ -276,7 +276,7 @@
                 <w:color w:val="2D3748"/>
                 <w:sz w:val="19"/>
               </w:rPr>
-              <w:t>Fluid Statics &amp; Dynamics (Bernoulli &amp; Torricelli)</w:t>
+              <w:t>Elastic Potential Energy &amp; Wire Elongation Due to Weight</w:t>
             </w:r>
           </w:p>
         </w:tc>
@@ -296,7 +296,7 @@
               <w:rPr>
                 <w:sz w:val="19"/>
               </w:rPr>
-              <w:t>0 PYQs</w:t>
+              <w:t>1 PYQs</w:t>
             </w:r>
           </w:p>
         </w:tc>
@@ -317,94 +317,7 @@
                 <w:color w:val="718096"/>
                 <w:sz w:val="19"/>
               </w:rPr>
-              <w:t>Fluids</w:t>
-            </w:r>
-          </w:p>
-        </w:tc>
-      </w:tr>
-      <w:tr>
-        <w:tc>
-          <w:tcPr>
-            <w:tcW w:type="dxa" w:w="2160"/>
-            <w:shd w:fill="F7FAFC"/>
-            <w:tcMar>
-              <w:top w:w="80" w:type="dxa"/>
-              <w:bottom w:w="80" w:type="dxa"/>
-              <w:left w:w="150" w:type="dxa"/>
-              <w:right w:w="150" w:type="dxa"/>
-            </w:tcMar>
-          </w:tcPr>
-          <w:p>
-            <w:r>
-              <w:rPr>
-                <w:b/>
-                <w:color w:val="718096"/>
-                <w:sz w:val="19"/>
-              </w:rPr>
-              <w:t>Standard</w:t>
-            </w:r>
-          </w:p>
-        </w:tc>
-        <w:tc>
-          <w:tcPr>
-            <w:tcW w:type="dxa" w:w="4320"/>
-            <w:shd w:fill="F7FAFC"/>
-            <w:tcMar>
-              <w:top w:w="80" w:type="dxa"/>
-              <w:bottom w:w="80" w:type="dxa"/>
-              <w:left w:w="150" w:type="dxa"/>
-              <w:right w:w="150" w:type="dxa"/>
-            </w:tcMar>
-          </w:tcPr>
-          <w:p>
-            <w:r>
-              <w:rPr>
-                <w:b/>
-                <w:color w:val="2D3748"/>
-                <w:sz w:val="19"/>
-              </w:rPr>
-              <w:t>Surface Tension &amp; Viscosity (Stokes' Law)</w:t>
-            </w:r>
-          </w:p>
-        </w:tc>
-        <w:tc>
-          <w:tcPr>
-            <w:tcW w:type="dxa" w:w="1728"/>
-            <w:shd w:fill="F7FAFC"/>
-            <w:tcMar>
-              <w:top w:w="80" w:type="dxa"/>
-              <w:bottom w:w="80" w:type="dxa"/>
-              <w:left w:w="150" w:type="dxa"/>
-              <w:right w:w="150" w:type="dxa"/>
-            </w:tcMar>
-          </w:tcPr>
-          <w:p>
-            <w:r>
-              <w:rPr>
-                <w:sz w:val="19"/>
-              </w:rPr>
-              <w:t>0 PYQs</w:t>
-            </w:r>
-          </w:p>
-        </w:tc>
-        <w:tc>
-          <w:tcPr>
-            <w:tcW w:type="dxa" w:w="1872"/>
-            <w:shd w:fill="F7FAFC"/>
-            <w:tcMar>
-              <w:top w:w="80" w:type="dxa"/>
-              <w:bottom w:w="80" w:type="dxa"/>
-              <w:left w:w="150" w:type="dxa"/>
-              <w:right w:w="150" w:type="dxa"/>
-            </w:tcMar>
-          </w:tcPr>
-          <w:p>
-            <w:r>
-              <w:rPr>
-                <w:color w:val="718096"/>
-                <w:sz w:val="19"/>
-              </w:rPr>
-              <w:t>Surface &amp; Flow</w:t>
+              <w:t>Energy &amp; Special Cases</w:t>
             </w:r>
           </w:p>
         </w:tc>
@@ -504,7 +417,7 @@
                 <w:color w:val="1A365D"/>
                 <w:sz w:val="19"/>
               </w:rPr>
-              <w:t>Elasticity &amp; Hooke's Law</w:t>
+              <w:t>Hooke's Law &amp; Young's Modulus of Wires</w:t>
             </w:r>
           </w:p>
         </w:tc>
@@ -526,7 +439,7 @@
                 <w:color w:val="2D3748"/>
                 <w:sz w:val="19"/>
               </w:rPr>
-              <w:t>Y = \frac{F/A}{\Delta L/L}, \quad \Delta L = \frac{FL}{AY}, \quad u = \frac{1}{2}\sigma \epsilon = \frac{\sigma^2}{2Y}, \quad U = \frac{1}{2}F\Delta L</w:t>
+              <w:t>Y = \frac{F L}{A \Delta L} = \frac{M g L}{\pi r^2 \Delta L}, \quad \Delta L \propto \frac{L}{r^2} \propto \frac{L}{d^2}</w:t>
             </w:r>
           </w:p>
         </w:tc>
@@ -550,7 +463,7 @@
                 <w:color w:val="1A365D"/>
                 <w:sz w:val="19"/>
               </w:rPr>
-              <w:t>Fluid Statics &amp; Dynamics (Bernoulli &amp; Torricelli)</w:t>
+              <w:t>Elastic Potential Energy &amp; Wire Elongation Due to Weight</w:t>
             </w:r>
           </w:p>
         </w:tc>
@@ -572,53 +485,7 @@
                 <w:color w:val="2D3748"/>
                 <w:sz w:val="19"/>
               </w:rPr>
-              <w:t>A_1 v_1 = A_2 v_2, \quad P + \frac{1}{2}\rho v^2 + \rho gh = \text{const}, \quad v_{\text{efflux}} = \sqrt{2gh}, \quad R = 2\sqrt{h(H - h)}</w:t>
-            </w:r>
-          </w:p>
-        </w:tc>
-      </w:tr>
-      <w:tr>
-        <w:tc>
-          <w:tcPr>
-            <w:tcW w:type="dxa" w:w="3600"/>
-            <w:shd w:fill="F7FAFC"/>
-            <w:tcMar>
-              <w:top w:w="100" w:type="dxa"/>
-              <w:bottom w:w="100" w:type="dxa"/>
-              <w:left w:w="150" w:type="dxa"/>
-              <w:right w:w="150" w:type="dxa"/>
-            </w:tcMar>
-          </w:tcPr>
-          <w:p>
-            <w:r>
-              <w:rPr>
-                <w:b/>
-                <w:color w:val="1A365D"/>
-                <w:sz w:val="19"/>
-              </w:rPr>
-              <w:t>Surface Tension &amp; Viscosity (Stokes' Law)</w:t>
-            </w:r>
-          </w:p>
-        </w:tc>
-        <w:tc>
-          <w:tcPr>
-            <w:tcW w:type="dxa" w:w="6480"/>
-            <w:shd w:fill="F7FAFC"/>
-            <w:tcMar>
-              <w:top w:w="100" w:type="dxa"/>
-              <w:bottom w:w="100" w:type="dxa"/>
-              <w:left w:w="150" w:type="dxa"/>
-              <w:right w:w="150" w:type="dxa"/>
-            </w:tcMar>
-          </w:tcPr>
-          <w:p>
-            <w:r>
-              <w:rPr>
-                <w:rFonts w:ascii="Cambria Math" w:hAnsi="Cambria Math"/>
-                <w:color w:val="2D3748"/>
-                <w:sz w:val="19"/>
-              </w:rPr>
-              <w:t>\Delta P_{\text{drop}} = \frac{2T}{R}, \quad \Delta P_{\text{bubble}} = \frac{4T}{R}, \quad h = \frac{2T\cos\theta}{\rho g r}, \quad v_t = \frac{2r^2(\rho - \sigma)g}{9\eta}</w:t>
+              <w:t>U = \frac{1}{2} F \Delta L, \quad u = \frac{1}{2} \text{Stress} \times \text{Strain}, \quad \Delta L_{\text{self}} = \frac{\rho g L^2}{2 Y}, \quad \sigma = \frac{\Delta d / d}{\Delta L / L}</w:t>
             </w:r>
           </w:p>
         </w:tc>
@@ -650,7 +517,7 @@
           <w:color w:val="2B6CB0"/>
           <w:sz w:val="24"/>
         </w:rPr>
-        <w:t>3.1 Elasticity &amp; Hooke's Law (High Yield — 9 PYQs)</w:t>
+        <w:t>3.1 Hooke's Law &amp; Young's Modulus of Wires (High Yield — 9 PYQs)</w:t>
       </w:r>
     </w:p>
     <w:p>
@@ -665,7 +532,7 @@
         <w:rPr>
           <w:sz w:val="20"/>
         </w:rPr>
-        <w:t>Stress-strain relationships, Young's modulus, shear modulus, bulk modulus, and energy stored in stretched wires.</w:t>
+        <w:t>Hooke's law in 1D: Longitudinal stress σ = (F / A) and strain ε = (Δ L / L). Young's modulus Y = (F L / A Δ L) = (F L / π r^2 Δ L).</w:t>
       </w:r>
     </w:p>
     <w:tbl>
@@ -703,7 +570,7 @@
                 <w:color w:val="2D3748"/>
                 <w:sz w:val="19"/>
               </w:rPr>
-              <w:t>Elongation due to self-weight is Δ L = (ρ g L^2 / 2Y) = (MgL / 2AY) (half of an equivalent end load Mg).</w:t>
+              <w:t>Ratio problems with diameter: remember A \propto d^2, so Δ L \propto (L / d^2). If diameter is doubled, elongation becomes 1/4!</w:t>
             </w:r>
           </w:p>
         </w:tc>
@@ -744,7 +611,7 @@
                 <w:color w:val="2D3748"/>
                 <w:sz w:val="19"/>
               </w:rPr>
-              <w:t>When two wires are in series, equivalent Y is obtained by adding extensions: Δ L = Δ L_1 + Δ L_2.</w:t>
+              <w:t>For two wires under equal tension: (Δ L_1 / Δ L_2) = \left((L_1 / L_2)\right) \left((d_2 / d_1)\right)^2 \left((Y_2 / Y_1)\right).</w:t>
             </w:r>
           </w:p>
         </w:tc>
@@ -858,7 +725,7 @@
           <w:color w:val="2B6CB0"/>
           <w:sz w:val="24"/>
         </w:rPr>
-        <w:t>3.2 Fluid Statics &amp; Dynamics (Bernoulli &amp; Torricelli) (Standard Yield — 0 PYQs)</w:t>
+        <w:t>3.2 Elastic Potential Energy &amp; Wire Elongation Due to Weight (Standard Yield — 1 PYQs)</w:t>
       </w:r>
     </w:p>
     <w:p>
@@ -873,7 +740,7 @@
         <w:rPr>
           <w:sz w:val="20"/>
         </w:rPr>
-        <w:t>Continuity equation, Bernoulli's energy conservation principle, Torricelli's efflux theorem, and hydraulic lift.</w:t>
+        <w:t>Work done in stretching a wire W = U = (1 / 2) F Δ L = (1 / 2) Y (strain)^2 × Volume. Elongation of a hanging wire under its own weight Δ L = (ρ g L^2 / 2 Y). Poisson's ratio σ = -(Δ r / r / Δ L / L).</w:t>
       </w:r>
     </w:p>
     <w:tbl>
@@ -911,7 +778,7 @@
                 <w:color w:val="2D3748"/>
                 <w:sz w:val="19"/>
               </w:rPr>
-              <w:t>Speed of efflux is √(2gh) where h is depth from the free liquid surface, NOT height from the ground!</w:t>
+              <w:t>Elongation due to own weight has factor 1/2 in denominator because effective center of gravity acts at L/2!</w:t>
             </w:r>
           </w:p>
         </w:tc>
@@ -952,7 +819,7 @@
                 <w:color w:val="2D3748"/>
                 <w:sz w:val="19"/>
               </w:rPr>
-              <w:t>Maximum horizontal range of water jet occurs when hole is at mid-depth h = H/2, with R_(max) = H.</w:t>
+              <w:t>Poisson's ratio theoretical limits: -1 ≤ σ ≤ 0.5. For practical materials, 0 ≤ σ ≤ 0.5.</w:t>
             </w:r>
           </w:p>
         </w:tc>
@@ -981,221 +848,13 @@
           <w:b/>
           <w:sz w:val="18"/>
         </w:rPr>
-        <w:t xml:space="preserve">[2026 Shift] Q#1 (MCQ): </w:t>
+        <w:t xml:space="preserve">[2023 Shift] Q#4 (MCQ): </w:t>
       </w:r>
       <w:r>
         <w:rPr>
           <w:sz w:val="18"/>
         </w:rPr>
-        <w:t xml:space="preserve">"There are two wires of same material and same length while the diameter of second wire is two times the diameter of the first wire. Then the..."  </w:t>
-      </w:r>
-      <w:r>
-        <w:rPr>
-          <w:b/>
-          <w:color w:val="2B6CB0"/>
-          <w:sz w:val="18"/>
-        </w:rPr>
-        <w:t>[Ans: D]</w:t>
-      </w:r>
-    </w:p>
-    <w:p>
-      <w:pPr>
-        <w:pStyle w:val="ListBullet"/>
-        <w:spacing w:after="40"/>
-      </w:pPr>
-      <w:r>
-        <w:rPr>
-          <w:b/>
-          <w:sz w:val="18"/>
-        </w:rPr>
-        <w:t xml:space="preserve">[2025 Shift] Q#2 (MCQ): </w:t>
-      </w:r>
-      <w:r>
-        <w:rPr>
-          <w:sz w:val="18"/>
-        </w:rPr>
-        <w:t xml:space="preserve">"Two wires A and B are made of same material. Their diameters are in the ratio of 1:2 and lengths are in the ratio of 1:3 . If they are s..."  </w:t>
-      </w:r>
-      <w:r>
-        <w:rPr>
-          <w:b/>
-          <w:color w:val="2B6CB0"/>
-          <w:sz w:val="18"/>
-        </w:rPr>
-        <w:t>[Ans: N/A]</w:t>
-      </w:r>
-    </w:p>
-    <w:p>
-      <w:pPr>
-        <w:spacing w:after="120"/>
-      </w:pPr>
-    </w:p>
-    <w:p>
-      <w:pPr>
-        <w:pStyle w:val="Heading2"/>
-      </w:pPr>
-      <w:r>
-        <w:rPr>
-          <w:color w:val="2B6CB0"/>
-          <w:sz w:val="24"/>
-        </w:rPr>
-        <w:t>3.3 Surface Tension &amp; Viscosity (Stokes' Law) (Standard Yield — 0 PYQs)</w:t>
-      </w:r>
-    </w:p>
-    <w:p>
-      <w:r>
-        <w:rPr>
-          <w:b/>
-          <w:sz w:val="20"/>
-        </w:rPr>
-        <w:t xml:space="preserve">Core Principle: </w:t>
-      </w:r>
-      <w:r>
-        <w:rPr>
-          <w:sz w:val="20"/>
-        </w:rPr>
-        <w:t>Surface energy, excess pressure in drops and bubbles, capillary rise formula, and terminal velocity of falling spheres.</w:t>
-      </w:r>
-    </w:p>
-    <w:tbl>
-      <w:tblPr>
-        <w:tblW w:type="auto" w:w="0"/>
-        <w:jc w:val="center"/>
-        <w:tblLook w:firstColumn="1" w:firstRow="1" w:lastColumn="0" w:lastRow="0" w:noHBand="0" w:noVBand="1" w:val="04A0"/>
-      </w:tblPr>
-      <w:tblGrid>
-        <w:gridCol w:w="10080"/>
-      </w:tblGrid>
-      <w:tr>
-        <w:tc>
-          <w:tcPr>
-            <w:tcW w:type="dxa" w:w="10080"/>
-            <w:shd w:fill="FFF5F5"/>
-            <w:tcMar>
-              <w:top w:w="100" w:type="dxa"/>
-              <w:bottom w:w="100" w:type="dxa"/>
-              <w:left w:w="150" w:type="dxa"/>
-              <w:right w:w="150" w:type="dxa"/>
-            </w:tcMar>
-          </w:tcPr>
-          <w:p>
-            <w:r>
-              <w:rPr>
-                <w:b/>
-                <w:color w:val="C53030"/>
-                <w:sz w:val="19"/>
-              </w:rPr>
-              <w:t xml:space="preserve">⚠️ Common Trap / JEE Pitfall: </w:t>
-            </w:r>
-            <w:r>
-              <w:rPr>
-                <w:color w:val="2D3748"/>
-                <w:sz w:val="19"/>
-              </w:rPr>
-              <w:t>A soap bubble in air has TWO liquid-air interfaces, so excess pressure is Δ P = (4T / R), while a liquid drop has ONE (Δ P = (2T / R)).</w:t>
-            </w:r>
-          </w:p>
-        </w:tc>
-      </w:tr>
-    </w:tbl>
-    <w:tbl>
-      <w:tblPr>
-        <w:tblW w:type="auto" w:w="0"/>
-        <w:jc w:val="center"/>
-        <w:tblLook w:firstColumn="1" w:firstRow="1" w:lastColumn="0" w:lastRow="0" w:noHBand="0" w:noVBand="1" w:val="04A0"/>
-      </w:tblPr>
-      <w:tblGrid>
-        <w:gridCol w:w="10080"/>
-      </w:tblGrid>
-      <w:tr>
-        <w:tc>
-          <w:tcPr>
-            <w:tcW w:type="dxa" w:w="10080"/>
-            <w:shd w:fill="F0FFF4"/>
-            <w:tcMar>
-              <w:top w:w="100" w:type="dxa"/>
-              <w:bottom w:w="100" w:type="dxa"/>
-              <w:left w:w="150" w:type="dxa"/>
-              <w:right w:w="150" w:type="dxa"/>
-            </w:tcMar>
-          </w:tcPr>
-          <w:p>
-            <w:r>
-              <w:rPr>
-                <w:b/>
-                <w:color w:val="276749"/>
-                <w:sz w:val="19"/>
-              </w:rPr>
-              <w:t xml:space="preserve">💡 Speed Hack / Trick: </w:t>
-            </w:r>
-            <w:r>
-              <w:rPr>
-                <w:color w:val="2D3748"/>
-                <w:sz w:val="19"/>
-              </w:rPr>
-              <w:t>Terminal velocity v_t \propto r^2. When n identical droplets coalesce: R = n^1/3r, and surface energy is released: Δ U = 4π T r^2(n - n^2/3).</w:t>
-            </w:r>
-          </w:p>
-        </w:tc>
-      </w:tr>
-    </w:tbl>
-    <w:p>
-      <w:pPr>
-        <w:spacing w:before="120" w:after="40"/>
-      </w:pPr>
-      <w:r>
-        <w:rPr>
-          <w:b/>
-          <w:color w:val="1A365D"/>
-          <w:sz w:val="19"/>
-        </w:rPr>
-        <w:t>Source PYQs testing this concept:</w:t>
-      </w:r>
-    </w:p>
-    <w:p>
-      <w:pPr>
-        <w:pStyle w:val="ListBullet"/>
-        <w:spacing w:after="40"/>
-      </w:pPr>
-      <w:r>
-        <w:rPr>
-          <w:b/>
-          <w:sz w:val="18"/>
-        </w:rPr>
-        <w:t xml:space="preserve">[2026 Shift] Q#1 (MCQ): </w:t>
-      </w:r>
-      <w:r>
-        <w:rPr>
-          <w:sz w:val="18"/>
-        </w:rPr>
-        <w:t xml:space="preserve">"There are two wires of same material and same length while the diameter of second wire is two times the diameter of the first wire. Then the..."  </w:t>
-      </w:r>
-      <w:r>
-        <w:rPr>
-          <w:b/>
-          <w:color w:val="2B6CB0"/>
-          <w:sz w:val="18"/>
-        </w:rPr>
-        <w:t>[Ans: D]</w:t>
-      </w:r>
-    </w:p>
-    <w:p>
-      <w:pPr>
-        <w:pStyle w:val="ListBullet"/>
-        <w:spacing w:after="40"/>
-      </w:pPr>
-      <w:r>
-        <w:rPr>
-          <w:b/>
-          <w:sz w:val="18"/>
-        </w:rPr>
-        <w:t xml:space="preserve">[2025 Shift] Q#2 (MCQ): </w:t>
-      </w:r>
-      <w:r>
-        <w:rPr>
-          <w:sz w:val="18"/>
-        </w:rPr>
-        <w:t xml:space="preserve">"Two wires A and B are made of same material. Their diameters are in the ratio of 1:2 and lengths are in the ratio of 1:3 . If they are s..."  </w:t>
+        <w:t xml:space="preserve">"A stretched wire of a material whose young's modulus Y=2 × 10^11Nm^-2 has poisson's ratio 0.25 . Its lateral strain $\epsilon_{l}..."  </w:t>
       </w:r>
       <w:r>
         <w:rPr>
